--- a/templates/FORMATO COMITE.docx
+++ b/templates/FORMATO COMITE.docx
@@ -606,14 +606,6 @@
         <w:jc w:val="both"/>
       </w:pPr>
       <w:r>
-        <w:t>Reporte de inasistencias</w:t>
-      </w:r>
-    </w:p>
-    <w:p>
-      <w:pPr>
-        <w:jc w:val="both"/>
-      </w:pPr>
-      <w:r>
         <w:br/>
         <w:t>Evidencia Fotográfica</w:t>
       </w:r>
@@ -666,6 +658,26 @@
     </w:p>
     <w:p>
       <w:pPr>
+        <w:pStyle w:val="Ttulo"/>
+        <w:rPr>
+          <w:b w:val="0"/>
+          <w:bCs/>
+          <w:sz w:val="22"/>
+          <w:szCs w:val="22"/>
+        </w:rPr>
+      </w:pPr>
+      <w:r>
+        <w:rPr>
+          <w:b w:val="0"/>
+          <w:bCs/>
+          <w:sz w:val="22"/>
+          <w:szCs w:val="22"/>
+        </w:rPr>
+        <w:t>[firma]</w:t>
+      </w:r>
+    </w:p>
+    <w:p>
+      <w:pPr>
         <w:pBdr>
           <w:top w:val="nil"/>
           <w:left w:val="nil"/>
@@ -680,6 +692,13 @@
           <w:color w:val="000000"/>
         </w:rPr>
       </w:pPr>
+      <w:r>
+        <w:rPr>
+          <w:rFonts w:cs="Calibri"/>
+          <w:color w:val="000000"/>
+        </w:rPr>
+        <w:t>__________________________________</w:t>
+      </w:r>
     </w:p>
     <w:p>
       <w:pPr>
@@ -694,51 +713,6 @@
         <w:jc w:val="both"/>
         <w:rPr>
           <w:rFonts w:cs="Calibri"/>
-          <w:color w:val="000000"/>
-        </w:rPr>
-      </w:pPr>
-      <w:r>
-        <w:t>Quien presenta la queja y/o informe por la firma</w:t>
-      </w:r>
-    </w:p>
-    <w:p>
-      <w:pPr>
-        <w:pBdr>
-          <w:top w:val="nil"/>
-          <w:left w:val="nil"/>
-          <w:bottom w:val="nil"/>
-          <w:right w:val="nil"/>
-          <w:between w:val="nil"/>
-        </w:pBdr>
-        <w:spacing w:after="120"/>
-        <w:jc w:val="both"/>
-        <w:rPr>
-          <w:rFonts w:cs="Calibri"/>
-          <w:color w:val="000000"/>
-        </w:rPr>
-      </w:pPr>
-      <w:r>
-        <w:rPr>
-          <w:rFonts w:cs="Calibri"/>
-          <w:color w:val="000000"/>
-        </w:rPr>
-        <w:lastRenderedPageBreak/>
-        <w:t>__________________________________</w:t>
-      </w:r>
-    </w:p>
-    <w:p>
-      <w:pPr>
-        <w:pBdr>
-          <w:top w:val="nil"/>
-          <w:left w:val="nil"/>
-          <w:bottom w:val="nil"/>
-          <w:right w:val="nil"/>
-          <w:between w:val="nil"/>
-        </w:pBdr>
-        <w:spacing w:after="120"/>
-        <w:jc w:val="both"/>
-        <w:rPr>
-          <w:rFonts w:cs="Calibri"/>
           <w:b/>
           <w:color w:val="000000"/>
         </w:rPr>
@@ -749,6 +723,7 @@
           <w:b/>
           <w:color w:val="000000"/>
         </w:rPr>
+        <w:lastRenderedPageBreak/>
         <w:t>[NOMBRE INSTRUCTOR]</w:t>
       </w:r>
     </w:p>
